--- a/ARISE_Proof_of_Concept.docx
+++ b/ARISE_Proof_of_Concept.docx
@@ -230,10 +230,7 @@
         <w:ind w:firstLine="720"/>
       </w:pPr>
       <w:r>
-        <w:t>Initial cyber resilience lifecycle</w:t>
-      </w:r>
-      <w:r>
-        <w:t>:</w:t>
+        <w:t>Initial cyber resilience lifecycle:</w:t>
       </w:r>
     </w:p>
     <w:p>
@@ -275,13 +272,7 @@
         <w:jc w:val="both"/>
       </w:pPr>
       <w:r>
-        <w:t>For Case A, the prevention phase is expected to require approximately four days. This period would allow the organisation to identify, document, and prioritise cyber threats, and to prepare a conceptual mitigation plan. Table 1</w:t>
-      </w:r>
-      <w:r>
-        <w:t xml:space="preserve"> </w:t>
-      </w:r>
-      <w:r>
-        <w:t>summarises the main prevention phase activities.</w:t>
+        <w:t>For Case A, the prevention phase is expected to require approximately four days. This period would allow the organisation to identify, document, and prioritise cyber threats, and to prepare a conceptual mitigation plan. Table 1 summarises the main prevention phase activities.</w:t>
       </w:r>
     </w:p>
     <w:p>
@@ -1106,13 +1097,7 @@
         <w:jc w:val="both"/>
       </w:pPr>
       <w:r>
-        <w:t xml:space="preserve">The detection phase is closely connected to the wider cyber resilience lifecycle and should not be treated as a standalone activity. Its purpose is to identify suspicious or malicious activity through network monitoring, logging, and machine learning-based analysis. The activities in this phase may also be supported by controlled penetration testing. Table </w:t>
-      </w:r>
-      <w:r>
-        <w:t xml:space="preserve">2 </w:t>
-      </w:r>
-      <w:r>
-        <w:t xml:space="preserve"> outlines the main detection phase activities.</w:t>
+        <w:t>The detection phase is closely connected to the wider cyber resilience lifecycle and should not be treated as a standalone activity. Its purpose is to identify suspicious or malicious activity through network monitoring, logging, and machine learning-based analysis. The activities in this phase may also be supported by controlled penetration testing. Table 2  outlines the main detection phase activities.</w:t>
       </w:r>
     </w:p>
     <w:p>
@@ -1472,13 +1457,7 @@
         <w:jc w:val="both"/>
       </w:pPr>
       <w:r>
-        <w:t xml:space="preserve">The response phase depends on decisions made during prevention planning. A response process should be defined before an incident occurs, as delayed decision-making during an attack may increase operational and financial damage. Table </w:t>
-      </w:r>
-      <w:r>
-        <w:t>3</w:t>
-      </w:r>
-      <w:r>
-        <w:t xml:space="preserve"> summarises the main response phase activities.</w:t>
+        <w:t>The response phase depends on decisions made during prevention planning. A response process should be defined before an incident occurs, as delayed decision-making during an attack may increase operational and financial damage. Table 3 summarises the main response phase activities.</w:t>
       </w:r>
     </w:p>
     <w:p>
@@ -1814,19 +1793,7 @@
               <w:rPr>
                 <w:lang w:val="en-AU"/>
               </w:rPr>
-              <w:t>Provides transparency</w:t>
-            </w:r>
-            <w:r>
-              <w:rPr>
-                <w:lang w:val="en-AU"/>
-              </w:rPr>
-              <w:t>,</w:t>
-            </w:r>
-            <w:r>
-              <w:rPr>
-                <w:lang w:val="en-AU"/>
-              </w:rPr>
-              <w:t xml:space="preserve"> </w:t>
+              <w:t xml:space="preserve">Provides transparency, </w:t>
             </w:r>
             <w:proofErr w:type="gramStart"/>
             <w:r>
@@ -1932,13 +1899,7 @@
               <w:rPr>
                 <w:lang w:val="en-AU"/>
               </w:rPr>
-              <w:t>If AWS, Microsoft Azure, or another cloud provider is used, provider support teams may need to be contacted during an incident</w:t>
-            </w:r>
-            <w:r>
-              <w:rPr>
-                <w:lang w:val="en-AU"/>
-              </w:rPr>
-              <w:t>.</w:t>
+              <w:t>If AWS, Microsoft Azure, or another cloud provider is used, provider support teams may need to be contacted during an incident.</w:t>
             </w:r>
           </w:p>
         </w:tc>
@@ -2033,6 +1994,7 @@
         <w:rPr>
           <w:i w:val="0"/>
           <w:iCs w:val="0"/>
+          <w:noProof/>
           <w:color w:val="000000" w:themeColor="text1"/>
           <w:sz w:val="20"/>
           <w:szCs w:val="20"/>
@@ -2419,8 +2381,17 @@
                 <w:b/>
                 <w:bCs/>
               </w:rPr>
-              <w:t xml:space="preserve"> meeting</w:t>
-            </w:r>
+              <w:t xml:space="preserve"> </w:t>
+            </w:r>
+            <w:proofErr w:type="spellStart"/>
+            <w:r>
+              <w:rPr>
+                <w:b/>
+                <w:bCs/>
+              </w:rPr>
+              <w:t>meeting</w:t>
+            </w:r>
+            <w:proofErr w:type="spellEnd"/>
             <w:r>
               <w:rPr>
                 <w:b/>
@@ -2655,6 +2626,1405 @@
       <w:r>
         <w:t>Overall, the proof of concept suggests that ARISE may provide SMBs with a structured and realistic pathway for improving cyber resilience. Its value lies in combining practical cybersecurity planning, network intrusion detection, incident response, recovery, and retrospective learning within an agile lifecycle. Future validation with real SMBs is necessary to confirm the feasibility, cost, timing, and effectiveness of this proposed process.</w:t>
       </w:r>
+    </w:p>
+    <w:p>
+      <w:pPr>
+        <w:ind w:firstLine="720"/>
+        <w:jc w:val="both"/>
+        <w:rPr>
+          <w:b/>
+          <w:bCs/>
+          <w:sz w:val="28"/>
+          <w:szCs w:val="28"/>
+        </w:rPr>
+      </w:pPr>
+      <w:r>
+        <w:rPr>
+          <w:b/>
+          <w:bCs/>
+          <w:sz w:val="28"/>
+          <w:szCs w:val="28"/>
+        </w:rPr>
+        <w:t>Reflexive Thematic Analysis</w:t>
+      </w:r>
+    </w:p>
+    <w:p>
+      <w:pPr>
+        <w:jc w:val="both"/>
+      </w:pPr>
+      <w:r>
+        <w:rPr>
+          <w:b/>
+          <w:bCs/>
+          <w:sz w:val="28"/>
+          <w:szCs w:val="28"/>
+        </w:rPr>
+        <w:tab/>
+      </w:r>
+      <w:r>
+        <w:t>It is important to receive qualitative feedback during and after the Proof of Concept from the SMB stakeholders and cybersecurity experts. This enables to identify patterns in participant experiences, which includes usefulness, usability, affordability, definition of technical impediments, and recommendations for improvement of the ARISE Framework. RTA follows an iterative process which can include familiarisation, coding, development, review, and reporting. It is important for ARISE Framework to receive feedback to shape the framework, The resulting themes can be used to refine ARISE Framework, which is important before it is applied to and verified in the real SMB environment.</w:t>
+      </w:r>
+    </w:p>
+    <w:p>
+      <w:pPr>
+        <w:jc w:val="both"/>
+        <w:rPr>
+          <w:b/>
+          <w:bCs/>
+          <w:i/>
+          <w:iCs/>
+        </w:rPr>
+      </w:pPr>
+      <w:r>
+        <w:rPr>
+          <w:b/>
+          <w:bCs/>
+          <w:i/>
+          <w:iCs/>
+        </w:rPr>
+        <w:t>Proof of Concept Structure with the usage of RTA  for ARISE Framework</w:t>
+      </w:r>
+    </w:p>
+    <w:p>
+      <w:pPr>
+        <w:jc w:val="both"/>
+      </w:pPr>
+      <w:r>
+        <w:t xml:space="preserve">Table </w:t>
+      </w:r>
+      <w:r>
+        <w:t>5</w:t>
+      </w:r>
+      <w:r>
+        <w:t xml:space="preserve"> lists main PoC structure using RTA for ARISE </w:t>
+      </w:r>
+    </w:p>
+    <w:p>
+      <w:pPr>
+        <w:pStyle w:val="Caption"/>
+        <w:keepNext/>
+        <w:jc w:val="center"/>
+        <w:rPr>
+          <w:i w:val="0"/>
+          <w:iCs w:val="0"/>
+          <w:color w:val="000000" w:themeColor="text1"/>
+          <w:sz w:val="20"/>
+          <w:szCs w:val="20"/>
+        </w:rPr>
+      </w:pPr>
+      <w:r>
+        <w:rPr>
+          <w:i w:val="0"/>
+          <w:iCs w:val="0"/>
+          <w:color w:val="000000" w:themeColor="text1"/>
+          <w:sz w:val="20"/>
+          <w:szCs w:val="20"/>
+        </w:rPr>
+        <w:t xml:space="preserve">Table </w:t>
+      </w:r>
+      <w:r>
+        <w:rPr>
+          <w:i w:val="0"/>
+          <w:iCs w:val="0"/>
+          <w:color w:val="000000" w:themeColor="text1"/>
+          <w:sz w:val="20"/>
+          <w:szCs w:val="20"/>
+        </w:rPr>
+        <w:fldChar w:fldCharType="begin"/>
+      </w:r>
+      <w:r>
+        <w:rPr>
+          <w:i w:val="0"/>
+          <w:iCs w:val="0"/>
+          <w:color w:val="000000" w:themeColor="text1"/>
+          <w:sz w:val="20"/>
+          <w:szCs w:val="20"/>
+        </w:rPr>
+        <w:instrText xml:space="preserve"> SEQ Table \* ARABIC </w:instrText>
+      </w:r>
+      <w:r>
+        <w:rPr>
+          <w:i w:val="0"/>
+          <w:iCs w:val="0"/>
+          <w:color w:val="000000" w:themeColor="text1"/>
+          <w:sz w:val="20"/>
+          <w:szCs w:val="20"/>
+        </w:rPr>
+        <w:fldChar w:fldCharType="separate"/>
+      </w:r>
+      <w:r>
+        <w:rPr>
+          <w:i w:val="0"/>
+          <w:iCs w:val="0"/>
+          <w:noProof/>
+          <w:color w:val="000000" w:themeColor="text1"/>
+          <w:sz w:val="20"/>
+          <w:szCs w:val="20"/>
+        </w:rPr>
+        <w:t>5</w:t>
+      </w:r>
+      <w:r>
+        <w:rPr>
+          <w:i w:val="0"/>
+          <w:iCs w:val="0"/>
+          <w:color w:val="000000" w:themeColor="text1"/>
+          <w:sz w:val="20"/>
+          <w:szCs w:val="20"/>
+        </w:rPr>
+        <w:fldChar w:fldCharType="end"/>
+      </w:r>
+      <w:r>
+        <w:rPr>
+          <w:i w:val="0"/>
+          <w:iCs w:val="0"/>
+          <w:color w:val="000000" w:themeColor="text1"/>
+          <w:sz w:val="20"/>
+          <w:szCs w:val="20"/>
+        </w:rPr>
+        <w:t xml:space="preserve"> PoC stage with its RTA role</w:t>
+      </w:r>
+    </w:p>
+    <w:tbl>
+      <w:tblPr>
+        <w:tblStyle w:val="TableGrid"/>
+        <w:tblW w:w="0" w:type="auto"/>
+        <w:jc w:val="center"/>
+        <w:tblLook w:val="04A0" w:firstRow="1" w:lastRow="0" w:firstColumn="1" w:lastColumn="0" w:noHBand="0" w:noVBand="1"/>
+      </w:tblPr>
+      <w:tblGrid>
+        <w:gridCol w:w="4675"/>
+        <w:gridCol w:w="4675"/>
+      </w:tblGrid>
+      <w:tr>
+        <w:trPr>
+          <w:jc w:val="center"/>
+        </w:trPr>
+        <w:tc>
+          <w:tcPr>
+            <w:tcW w:w="4675" w:type="dxa"/>
+          </w:tcPr>
+          <w:p>
+            <w:pPr>
+              <w:rPr>
+                <w:b/>
+                <w:bCs/>
+              </w:rPr>
+            </w:pPr>
+            <w:r>
+              <w:rPr>
+                <w:b/>
+                <w:bCs/>
+              </w:rPr>
+              <w:t>PoC-Stage</w:t>
+            </w:r>
+          </w:p>
+        </w:tc>
+        <w:tc>
+          <w:tcPr>
+            <w:tcW w:w="4675" w:type="dxa"/>
+          </w:tcPr>
+          <w:p>
+            <w:pPr>
+              <w:rPr>
+                <w:b/>
+                <w:bCs/>
+              </w:rPr>
+            </w:pPr>
+            <w:r>
+              <w:rPr>
+                <w:b/>
+                <w:bCs/>
+              </w:rPr>
+              <w:t>RTA Role</w:t>
+            </w:r>
+          </w:p>
+        </w:tc>
+      </w:tr>
+      <w:tr>
+        <w:trPr>
+          <w:jc w:val="center"/>
+        </w:trPr>
+        <w:tc>
+          <w:tcPr>
+            <w:tcW w:w="4675" w:type="dxa"/>
+          </w:tcPr>
+          <w:p>
+            <w:pPr>
+              <w:rPr>
+                <w:lang w:val="en-AU"/>
+              </w:rPr>
+            </w:pPr>
+            <w:r>
+              <w:rPr>
+                <w:lang w:val="en-AU"/>
+              </w:rPr>
+              <w:lastRenderedPageBreak/>
+              <w:t>Demonstrate ARISE</w:t>
+            </w:r>
+          </w:p>
+        </w:tc>
+        <w:tc>
+          <w:tcPr>
+            <w:tcW w:w="4675" w:type="dxa"/>
+          </w:tcPr>
+          <w:p>
+            <w:pPr>
+              <w:rPr>
+                <w:lang w:val="en-AU"/>
+              </w:rPr>
+            </w:pPr>
+            <w:r>
+              <w:rPr>
+                <w:lang w:val="en-AU"/>
+              </w:rPr>
+              <w:t xml:space="preserve">SMB Staff and Stakeholders test the </w:t>
+            </w:r>
+            <w:r>
+              <w:rPr>
+                <w:lang w:val="en-AU"/>
+              </w:rPr>
+              <w:t>framework</w:t>
+            </w:r>
+          </w:p>
+        </w:tc>
+      </w:tr>
+      <w:tr>
+        <w:trPr>
+          <w:jc w:val="center"/>
+        </w:trPr>
+        <w:tc>
+          <w:tcPr>
+            <w:tcW w:w="4675" w:type="dxa"/>
+          </w:tcPr>
+          <w:p>
+            <w:pPr>
+              <w:rPr>
+                <w:lang w:val="en-AU"/>
+              </w:rPr>
+            </w:pPr>
+            <w:r>
+              <w:rPr>
+                <w:lang w:val="en-AU"/>
+              </w:rPr>
+              <w:t>Collect feedback</w:t>
+            </w:r>
+          </w:p>
+        </w:tc>
+        <w:tc>
+          <w:tcPr>
+            <w:tcW w:w="4675" w:type="dxa"/>
+          </w:tcPr>
+          <w:p>
+            <w:pPr>
+              <w:rPr>
+                <w:lang w:val="en-AU"/>
+              </w:rPr>
+            </w:pPr>
+            <w:r>
+              <w:rPr>
+                <w:lang w:val="en-AU"/>
+              </w:rPr>
+              <w:t>Lessons learnt, retrospective meetings, surveys, interviews, workshop results</w:t>
+            </w:r>
+          </w:p>
+        </w:tc>
+      </w:tr>
+      <w:tr>
+        <w:trPr>
+          <w:jc w:val="center"/>
+        </w:trPr>
+        <w:tc>
+          <w:tcPr>
+            <w:tcW w:w="4675" w:type="dxa"/>
+          </w:tcPr>
+          <w:p>
+            <w:pPr>
+              <w:rPr>
+                <w:lang w:val="en-AU"/>
+              </w:rPr>
+            </w:pPr>
+            <w:r>
+              <w:rPr>
+                <w:lang w:val="en-AU"/>
+              </w:rPr>
+              <w:t>Code responses</w:t>
+            </w:r>
+          </w:p>
+        </w:tc>
+        <w:tc>
+          <w:tcPr>
+            <w:tcW w:w="4675" w:type="dxa"/>
+          </w:tcPr>
+          <w:p>
+            <w:pPr>
+              <w:rPr>
+                <w:lang w:val="en-AU"/>
+              </w:rPr>
+            </w:pPr>
+            <w:r>
+              <w:rPr>
+                <w:lang w:val="en-AU"/>
+              </w:rPr>
+              <w:t>Identify meaningful comments</w:t>
+            </w:r>
+          </w:p>
+        </w:tc>
+      </w:tr>
+      <w:tr>
+        <w:trPr>
+          <w:jc w:val="center"/>
+        </w:trPr>
+        <w:tc>
+          <w:tcPr>
+            <w:tcW w:w="4675" w:type="dxa"/>
+          </w:tcPr>
+          <w:p>
+            <w:pPr>
+              <w:rPr>
+                <w:lang w:val="en-AU"/>
+              </w:rPr>
+            </w:pPr>
+            <w:r>
+              <w:rPr>
+                <w:lang w:val="en-AU"/>
+              </w:rPr>
+              <w:t>Develop themes</w:t>
+            </w:r>
+          </w:p>
+        </w:tc>
+        <w:tc>
+          <w:tcPr>
+            <w:tcW w:w="4675" w:type="dxa"/>
+          </w:tcPr>
+          <w:p>
+            <w:pPr>
+              <w:rPr>
+                <w:lang w:val="en-AU"/>
+              </w:rPr>
+            </w:pPr>
+            <w:r>
+              <w:rPr>
+                <w:lang w:val="en-AU"/>
+              </w:rPr>
+              <w:t>Group codes into meaningful patterns</w:t>
+            </w:r>
+          </w:p>
+        </w:tc>
+      </w:tr>
+      <w:tr>
+        <w:trPr>
+          <w:jc w:val="center"/>
+        </w:trPr>
+        <w:tc>
+          <w:tcPr>
+            <w:tcW w:w="4675" w:type="dxa"/>
+          </w:tcPr>
+          <w:p>
+            <w:pPr>
+              <w:rPr>
+                <w:lang w:val="en-AU"/>
+              </w:rPr>
+            </w:pPr>
+            <w:r>
+              <w:rPr>
+                <w:lang w:val="en-AU"/>
+              </w:rPr>
+              <w:t>Interpret findings</w:t>
+            </w:r>
+          </w:p>
+        </w:tc>
+        <w:tc>
+          <w:tcPr>
+            <w:tcW w:w="4675" w:type="dxa"/>
+          </w:tcPr>
+          <w:p>
+            <w:pPr>
+              <w:rPr>
+                <w:lang w:val="en-AU"/>
+              </w:rPr>
+            </w:pPr>
+            <w:r>
+              <w:rPr>
+                <w:lang w:val="en-AU"/>
+              </w:rPr>
+              <w:t xml:space="preserve">Check usability, feasibility, define barriers </w:t>
+            </w:r>
+          </w:p>
+        </w:tc>
+      </w:tr>
+      <w:tr>
+        <w:trPr>
+          <w:jc w:val="center"/>
+        </w:trPr>
+        <w:tc>
+          <w:tcPr>
+            <w:tcW w:w="4675" w:type="dxa"/>
+          </w:tcPr>
+          <w:p>
+            <w:pPr>
+              <w:rPr>
+                <w:lang w:val="en-AU"/>
+              </w:rPr>
+            </w:pPr>
+            <w:r>
+              <w:rPr>
+                <w:lang w:val="en-AU"/>
+              </w:rPr>
+              <w:t>Refine framework</w:t>
+            </w:r>
+          </w:p>
+        </w:tc>
+        <w:tc>
+          <w:tcPr>
+            <w:tcW w:w="4675" w:type="dxa"/>
+          </w:tcPr>
+          <w:p>
+            <w:pPr>
+              <w:rPr>
+                <w:lang w:val="en-AU"/>
+              </w:rPr>
+            </w:pPr>
+            <w:r>
+              <w:rPr>
+                <w:lang w:val="en-AU"/>
+              </w:rPr>
+              <w:t xml:space="preserve">Refine and update ARISE Framework </w:t>
+            </w:r>
+            <w:r>
+              <w:rPr>
+                <w:lang w:val="en-AU"/>
+              </w:rPr>
+              <w:t>based on themes of SMB</w:t>
+            </w:r>
+          </w:p>
+        </w:tc>
+      </w:tr>
+    </w:tbl>
+    <w:p>
+      <w:pPr>
+        <w:jc w:val="both"/>
+      </w:pPr>
+    </w:p>
+    <w:p>
+      <w:pPr>
+        <w:jc w:val="both"/>
+      </w:pPr>
+      <w:r>
+        <w:tab/>
+      </w:r>
+      <w:r>
+        <w:t xml:space="preserve">Let’s begin to define these steps. </w:t>
+      </w:r>
+      <w:r>
+        <w:t xml:space="preserve">For example, during the PoC of the ARISE Framework, the SMB owner, SMB staff and cybersecurity experts can give their feedback comments and with the help of these comments it is possible to identify common patterns for the ARISE Framework. It is important to collect qualitative feedback data from the </w:t>
+      </w:r>
+      <w:r>
+        <w:t>participants</w:t>
+      </w:r>
+      <w:r>
+        <w:t xml:space="preserve"> during the Proof-of-Concept process. This can be semi-structured interviews, workshop notes, open-ended survey questions, expert review comments, and retrospective meeting notes.</w:t>
+      </w:r>
+    </w:p>
+    <w:p>
+      <w:pPr>
+        <w:jc w:val="both"/>
+      </w:pPr>
+      <w:r>
+        <w:t>Here are some example questions to collect qualitative feedback data:</w:t>
+      </w:r>
+    </w:p>
+    <w:p>
+      <w:pPr>
+        <w:pStyle w:val="ListParagraph"/>
+        <w:numPr>
+          <w:ilvl w:val="0"/>
+          <w:numId w:val="7"/>
+        </w:numPr>
+        <w:jc w:val="both"/>
+      </w:pPr>
+      <w:r>
+        <w:t>What part of ARISE Framework were better understandable?</w:t>
+      </w:r>
+    </w:p>
+    <w:p>
+      <w:pPr>
+        <w:pStyle w:val="ListParagraph"/>
+        <w:numPr>
+          <w:ilvl w:val="0"/>
+          <w:numId w:val="7"/>
+        </w:numPr>
+        <w:jc w:val="both"/>
+      </w:pPr>
+      <w:r>
+        <w:t>Which phase of ARISE was most useful?</w:t>
+      </w:r>
+    </w:p>
+    <w:p>
+      <w:pPr>
+        <w:pStyle w:val="ListParagraph"/>
+        <w:numPr>
+          <w:ilvl w:val="0"/>
+          <w:numId w:val="7"/>
+        </w:numPr>
+        <w:jc w:val="both"/>
+      </w:pPr>
+      <w:r>
+        <w:t>Which parts of ARISE are difficult to apply?</w:t>
+      </w:r>
+    </w:p>
+    <w:p>
+      <w:pPr>
+        <w:pStyle w:val="ListParagraph"/>
+        <w:numPr>
+          <w:ilvl w:val="0"/>
+          <w:numId w:val="7"/>
+        </w:numPr>
+        <w:jc w:val="both"/>
+      </w:pPr>
+      <w:r>
+        <w:t>What barriers would SMBs face when they use ARISE Framework?</w:t>
+      </w:r>
+    </w:p>
+    <w:p>
+      <w:pPr>
+        <w:pStyle w:val="ListParagraph"/>
+        <w:numPr>
+          <w:ilvl w:val="0"/>
+          <w:numId w:val="7"/>
+        </w:numPr>
+        <w:jc w:val="both"/>
+      </w:pPr>
+      <w:r>
+        <w:t>How realistic is this framework?</w:t>
+      </w:r>
+    </w:p>
+    <w:p>
+      <w:pPr>
+        <w:pStyle w:val="ListParagraph"/>
+        <w:numPr>
+          <w:ilvl w:val="0"/>
+          <w:numId w:val="7"/>
+        </w:numPr>
+        <w:jc w:val="both"/>
+      </w:pPr>
+      <w:r>
+        <w:t>How affordable is this framework?</w:t>
+      </w:r>
+    </w:p>
+    <w:p>
+      <w:pPr>
+        <w:pStyle w:val="ListParagraph"/>
+        <w:numPr>
+          <w:ilvl w:val="0"/>
+          <w:numId w:val="7"/>
+        </w:numPr>
+        <w:jc w:val="both"/>
+      </w:pPr>
+      <w:r>
+        <w:t>What should be changed or improved in ARISE Framework before real-world implementations?</w:t>
+      </w:r>
+    </w:p>
+    <w:p>
+      <w:pPr>
+        <w:ind w:firstLine="420"/>
+        <w:jc w:val="both"/>
+      </w:pPr>
+      <w:r>
+        <w:t xml:space="preserve">As soon as the qualitative feedback data is received from the participants and stakeholders, it is time to code this data. The participant comments should be interpreted in meaningful codes. Table </w:t>
+      </w:r>
+      <w:r>
+        <w:t>6</w:t>
+      </w:r>
+      <w:r>
+        <w:t xml:space="preserve"> lists possible comments and their codes of the Proof-of-Concept of ARISE Framework:</w:t>
+      </w:r>
+    </w:p>
+    <w:p>
+      <w:pPr>
+        <w:pStyle w:val="Caption"/>
+        <w:keepNext/>
+        <w:jc w:val="center"/>
+        <w:rPr>
+          <w:i w:val="0"/>
+          <w:iCs w:val="0"/>
+          <w:color w:val="000000" w:themeColor="text1"/>
+          <w:sz w:val="20"/>
+          <w:szCs w:val="20"/>
+        </w:rPr>
+      </w:pPr>
+      <w:r>
+        <w:rPr>
+          <w:i w:val="0"/>
+          <w:iCs w:val="0"/>
+          <w:color w:val="000000" w:themeColor="text1"/>
+          <w:sz w:val="20"/>
+          <w:szCs w:val="20"/>
+        </w:rPr>
+        <w:t xml:space="preserve">Table </w:t>
+      </w:r>
+      <w:r>
+        <w:rPr>
+          <w:i w:val="0"/>
+          <w:iCs w:val="0"/>
+          <w:color w:val="000000" w:themeColor="text1"/>
+          <w:sz w:val="20"/>
+          <w:szCs w:val="20"/>
+        </w:rPr>
+        <w:fldChar w:fldCharType="begin"/>
+      </w:r>
+      <w:r>
+        <w:rPr>
+          <w:i w:val="0"/>
+          <w:iCs w:val="0"/>
+          <w:color w:val="000000" w:themeColor="text1"/>
+          <w:sz w:val="20"/>
+          <w:szCs w:val="20"/>
+        </w:rPr>
+        <w:instrText xml:space="preserve"> SEQ Table \* ARABIC </w:instrText>
+      </w:r>
+      <w:r>
+        <w:rPr>
+          <w:i w:val="0"/>
+          <w:iCs w:val="0"/>
+          <w:color w:val="000000" w:themeColor="text1"/>
+          <w:sz w:val="20"/>
+          <w:szCs w:val="20"/>
+        </w:rPr>
+        <w:fldChar w:fldCharType="separate"/>
+      </w:r>
+      <w:r>
+        <w:rPr>
+          <w:i w:val="0"/>
+          <w:iCs w:val="0"/>
+          <w:noProof/>
+          <w:color w:val="000000" w:themeColor="text1"/>
+          <w:sz w:val="20"/>
+          <w:szCs w:val="20"/>
+        </w:rPr>
+        <w:t>6</w:t>
+      </w:r>
+      <w:r>
+        <w:rPr>
+          <w:i w:val="0"/>
+          <w:iCs w:val="0"/>
+          <w:color w:val="000000" w:themeColor="text1"/>
+          <w:sz w:val="20"/>
+          <w:szCs w:val="20"/>
+        </w:rPr>
+        <w:fldChar w:fldCharType="end"/>
+      </w:r>
+      <w:r>
+        <w:rPr>
+          <w:i w:val="0"/>
+          <w:iCs w:val="0"/>
+          <w:color w:val="000000" w:themeColor="text1"/>
+          <w:sz w:val="20"/>
+          <w:szCs w:val="20"/>
+        </w:rPr>
+        <w:t xml:space="preserve"> Example codes for the ARISE Framework</w:t>
+      </w:r>
+    </w:p>
+    <w:tbl>
+      <w:tblPr>
+        <w:tblStyle w:val="TableGrid"/>
+        <w:tblW w:w="0" w:type="auto"/>
+        <w:jc w:val="center"/>
+        <w:tblLook w:val="04A0" w:firstRow="1" w:lastRow="0" w:firstColumn="1" w:lastColumn="0" w:noHBand="0" w:noVBand="1"/>
+      </w:tblPr>
+      <w:tblGrid>
+        <w:gridCol w:w="4675"/>
+        <w:gridCol w:w="4675"/>
+      </w:tblGrid>
+      <w:tr>
+        <w:trPr>
+          <w:jc w:val="center"/>
+        </w:trPr>
+        <w:tc>
+          <w:tcPr>
+            <w:tcW w:w="4675" w:type="dxa"/>
+          </w:tcPr>
+          <w:p>
+            <w:pPr>
+              <w:rPr>
+                <w:b/>
+                <w:bCs/>
+                <w:lang w:val="en-AU"/>
+              </w:rPr>
+            </w:pPr>
+            <w:r>
+              <w:rPr>
+                <w:b/>
+                <w:bCs/>
+                <w:lang w:val="en-AU"/>
+              </w:rPr>
+              <w:t>Participant comment</w:t>
+            </w:r>
+          </w:p>
+        </w:tc>
+        <w:tc>
+          <w:tcPr>
+            <w:tcW w:w="4675" w:type="dxa"/>
+          </w:tcPr>
+          <w:p>
+            <w:pPr>
+              <w:rPr>
+                <w:b/>
+                <w:bCs/>
+                <w:lang w:val="en-AU"/>
+              </w:rPr>
+            </w:pPr>
+            <w:r>
+              <w:rPr>
+                <w:b/>
+                <w:bCs/>
+                <w:lang w:val="en-AU"/>
+              </w:rPr>
+              <w:t>Possible code</w:t>
+            </w:r>
+          </w:p>
+        </w:tc>
+      </w:tr>
+      <w:tr>
+        <w:trPr>
+          <w:jc w:val="center"/>
+        </w:trPr>
+        <w:tc>
+          <w:tcPr>
+            <w:tcW w:w="4675" w:type="dxa"/>
+          </w:tcPr>
+          <w:p>
+            <w:pPr>
+              <w:rPr>
+                <w:lang w:val="en-AU"/>
+              </w:rPr>
+            </w:pPr>
+            <w:r>
+              <w:rPr>
+                <w:lang w:val="en-AU"/>
+              </w:rPr>
+              <w:t xml:space="preserve">The questionnaire is a bit too long in </w:t>
+            </w:r>
+            <w:r>
+              <w:rPr>
+                <w:lang w:val="en-AU"/>
+              </w:rPr>
+              <w:t>the prevention phase</w:t>
+            </w:r>
+          </w:p>
+        </w:tc>
+        <w:tc>
+          <w:tcPr>
+            <w:tcW w:w="4675" w:type="dxa"/>
+          </w:tcPr>
+          <w:p>
+            <w:pPr>
+              <w:rPr>
+                <w:lang w:val="en-AU"/>
+              </w:rPr>
+            </w:pPr>
+            <w:r>
+              <w:rPr>
+                <w:lang w:val="en-AU"/>
+              </w:rPr>
+              <w:t>Questionnaire burden</w:t>
+            </w:r>
+          </w:p>
+        </w:tc>
+      </w:tr>
+      <w:tr>
+        <w:trPr>
+          <w:jc w:val="center"/>
+        </w:trPr>
+        <w:tc>
+          <w:tcPr>
+            <w:tcW w:w="4675" w:type="dxa"/>
+          </w:tcPr>
+          <w:p>
+            <w:pPr>
+              <w:rPr>
+                <w:lang w:val="en-AU"/>
+              </w:rPr>
+            </w:pPr>
+            <w:r>
+              <w:rPr>
+                <w:lang w:val="en-AU"/>
+              </w:rPr>
+              <w:t>SMBs may not be capable of using the ML tools</w:t>
+            </w:r>
+          </w:p>
+        </w:tc>
+        <w:tc>
+          <w:tcPr>
+            <w:tcW w:w="4675" w:type="dxa"/>
+          </w:tcPr>
+          <w:p>
+            <w:pPr>
+              <w:rPr>
+                <w:lang w:val="en-AU"/>
+              </w:rPr>
+            </w:pPr>
+            <w:r>
+              <w:rPr>
+                <w:lang w:val="en-AU"/>
+              </w:rPr>
+              <w:t>Technical complexity</w:t>
+            </w:r>
+          </w:p>
+        </w:tc>
+      </w:tr>
+      <w:tr>
+        <w:trPr>
+          <w:jc w:val="center"/>
+        </w:trPr>
+        <w:tc>
+          <w:tcPr>
+            <w:tcW w:w="4675" w:type="dxa"/>
+          </w:tcPr>
+          <w:p>
+            <w:pPr>
+              <w:rPr>
+                <w:lang w:val="en-AU"/>
+              </w:rPr>
+            </w:pPr>
+            <w:r>
+              <w:rPr>
+                <w:lang w:val="en-AU"/>
+              </w:rPr>
+              <w:t>The framework is affordable compared with hiring cybersecurity experts</w:t>
+            </w:r>
+          </w:p>
+        </w:tc>
+        <w:tc>
+          <w:tcPr>
+            <w:tcW w:w="4675" w:type="dxa"/>
+          </w:tcPr>
+          <w:p>
+            <w:pPr>
+              <w:rPr>
+                <w:lang w:val="en-AU"/>
+              </w:rPr>
+            </w:pPr>
+            <w:r>
+              <w:rPr>
+                <w:lang w:val="en-AU"/>
+              </w:rPr>
+              <w:t>Affordability advantage</w:t>
+            </w:r>
+          </w:p>
+        </w:tc>
+      </w:tr>
+      <w:tr>
+        <w:trPr>
+          <w:jc w:val="center"/>
+        </w:trPr>
+        <w:tc>
+          <w:tcPr>
+            <w:tcW w:w="4675" w:type="dxa"/>
+          </w:tcPr>
+          <w:p>
+            <w:pPr>
+              <w:rPr>
+                <w:lang w:val="en-AU"/>
+              </w:rPr>
+            </w:pPr>
+            <w:r>
+              <w:rPr>
+                <w:lang w:val="en-AU"/>
+              </w:rPr>
+              <w:t>Incident response should be done in clearer steps</w:t>
+            </w:r>
+          </w:p>
+        </w:tc>
+        <w:tc>
+          <w:tcPr>
+            <w:tcW w:w="4675" w:type="dxa"/>
+          </w:tcPr>
+          <w:p>
+            <w:pPr>
+              <w:rPr>
+                <w:lang w:val="en-AU"/>
+              </w:rPr>
+            </w:pPr>
+            <w:r>
+              <w:rPr>
+                <w:lang w:val="en-AU"/>
+              </w:rPr>
+              <w:t>Unclear response process</w:t>
+            </w:r>
+          </w:p>
+        </w:tc>
+      </w:tr>
+    </w:tbl>
+    <w:p/>
+    <w:p>
+      <w:r>
+        <w:tab/>
+        <w:t xml:space="preserve">Next step is grouping these possible codes to design themes . </w:t>
+      </w:r>
+      <w:r>
+        <w:t xml:space="preserve"> Table 7 lists example themes for the ARISE Framework:</w:t>
+      </w:r>
+    </w:p>
+    <w:p>
+      <w:pPr>
+        <w:pStyle w:val="Caption"/>
+        <w:keepNext/>
+        <w:jc w:val="center"/>
+        <w:rPr>
+          <w:i w:val="0"/>
+          <w:iCs w:val="0"/>
+          <w:color w:val="000000" w:themeColor="text1"/>
+          <w:sz w:val="20"/>
+          <w:szCs w:val="20"/>
+        </w:rPr>
+      </w:pPr>
+      <w:r>
+        <w:rPr>
+          <w:i w:val="0"/>
+          <w:iCs w:val="0"/>
+          <w:color w:val="000000" w:themeColor="text1"/>
+          <w:sz w:val="20"/>
+          <w:szCs w:val="20"/>
+        </w:rPr>
+        <w:t xml:space="preserve">Table </w:t>
+      </w:r>
+      <w:r>
+        <w:rPr>
+          <w:i w:val="0"/>
+          <w:iCs w:val="0"/>
+          <w:color w:val="000000" w:themeColor="text1"/>
+          <w:sz w:val="20"/>
+          <w:szCs w:val="20"/>
+        </w:rPr>
+        <w:fldChar w:fldCharType="begin"/>
+      </w:r>
+      <w:r>
+        <w:rPr>
+          <w:i w:val="0"/>
+          <w:iCs w:val="0"/>
+          <w:color w:val="000000" w:themeColor="text1"/>
+          <w:sz w:val="20"/>
+          <w:szCs w:val="20"/>
+        </w:rPr>
+        <w:instrText xml:space="preserve"> SEQ Table \* ARABIC </w:instrText>
+      </w:r>
+      <w:r>
+        <w:rPr>
+          <w:i w:val="0"/>
+          <w:iCs w:val="0"/>
+          <w:color w:val="000000" w:themeColor="text1"/>
+          <w:sz w:val="20"/>
+          <w:szCs w:val="20"/>
+        </w:rPr>
+        <w:fldChar w:fldCharType="separate"/>
+      </w:r>
+      <w:r>
+        <w:rPr>
+          <w:i w:val="0"/>
+          <w:iCs w:val="0"/>
+          <w:color w:val="000000" w:themeColor="text1"/>
+          <w:sz w:val="20"/>
+          <w:szCs w:val="20"/>
+        </w:rPr>
+        <w:t>7</w:t>
+      </w:r>
+      <w:r>
+        <w:rPr>
+          <w:i w:val="0"/>
+          <w:iCs w:val="0"/>
+          <w:color w:val="000000" w:themeColor="text1"/>
+          <w:sz w:val="20"/>
+          <w:szCs w:val="20"/>
+        </w:rPr>
+        <w:fldChar w:fldCharType="end"/>
+      </w:r>
+      <w:r>
+        <w:rPr>
+          <w:i w:val="0"/>
+          <w:iCs w:val="0"/>
+          <w:color w:val="000000" w:themeColor="text1"/>
+          <w:sz w:val="20"/>
+          <w:szCs w:val="20"/>
+        </w:rPr>
+        <w:t xml:space="preserve"> Example themes for ARISE Proof-of-Concept</w:t>
+      </w:r>
+    </w:p>
+    <w:tbl>
+      <w:tblPr>
+        <w:tblStyle w:val="TableGrid"/>
+        <w:tblW w:w="0" w:type="auto"/>
+        <w:tblLook w:val="04A0" w:firstRow="1" w:lastRow="0" w:firstColumn="1" w:lastColumn="0" w:noHBand="0" w:noVBand="1"/>
+      </w:tblPr>
+      <w:tblGrid>
+        <w:gridCol w:w="4675"/>
+        <w:gridCol w:w="4675"/>
+      </w:tblGrid>
+      <w:tr>
+        <w:tc>
+          <w:tcPr>
+            <w:tcW w:w="4675" w:type="dxa"/>
+          </w:tcPr>
+          <w:p>
+            <w:pPr>
+              <w:rPr>
+                <w:b/>
+                <w:bCs/>
+                <w:lang w:val="en-AU"/>
+              </w:rPr>
+            </w:pPr>
+            <w:r>
+              <w:rPr>
+                <w:b/>
+                <w:bCs/>
+                <w:lang w:val="en-AU"/>
+              </w:rPr>
+              <w:t>Theme</w:t>
+            </w:r>
+          </w:p>
+        </w:tc>
+        <w:tc>
+          <w:tcPr>
+            <w:tcW w:w="4675" w:type="dxa"/>
+          </w:tcPr>
+          <w:p>
+            <w:pPr>
+              <w:rPr>
+                <w:b/>
+                <w:bCs/>
+                <w:lang w:val="en-AU"/>
+              </w:rPr>
+            </w:pPr>
+            <w:r>
+              <w:rPr>
+                <w:b/>
+                <w:bCs/>
+                <w:lang w:val="en-AU"/>
+              </w:rPr>
+              <w:t>Meaning</w:t>
+            </w:r>
+          </w:p>
+        </w:tc>
+      </w:tr>
+      <w:tr>
+        <w:tc>
+          <w:tcPr>
+            <w:tcW w:w="4675" w:type="dxa"/>
+          </w:tcPr>
+          <w:p>
+            <w:pPr>
+              <w:jc w:val="both"/>
+              <w:rPr>
+                <w:lang w:val="en-AU"/>
+              </w:rPr>
+            </w:pPr>
+            <w:r>
+              <w:rPr>
+                <w:lang w:val="en-AU"/>
+              </w:rPr>
+              <w:t>Practicality for the SMBs</w:t>
+            </w:r>
+          </w:p>
+        </w:tc>
+        <w:tc>
+          <w:tcPr>
+            <w:tcW w:w="4675" w:type="dxa"/>
+          </w:tcPr>
+          <w:p>
+            <w:pPr>
+              <w:jc w:val="both"/>
+              <w:rPr>
+                <w:lang w:val="en-AU"/>
+              </w:rPr>
+            </w:pPr>
+            <w:r>
+              <w:rPr>
+                <w:lang w:val="en-AU"/>
+              </w:rPr>
+              <w:t>Whether ARISE is realistic for small businesses</w:t>
+            </w:r>
+          </w:p>
+        </w:tc>
+      </w:tr>
+      <w:tr>
+        <w:tc>
+          <w:tcPr>
+            <w:tcW w:w="4675" w:type="dxa"/>
+          </w:tcPr>
+          <w:p>
+            <w:pPr>
+              <w:jc w:val="both"/>
+              <w:rPr>
+                <w:lang w:val="en-AU"/>
+              </w:rPr>
+            </w:pPr>
+            <w:r>
+              <w:rPr>
+                <w:lang w:val="en-AU"/>
+              </w:rPr>
+              <w:lastRenderedPageBreak/>
+              <w:t>Usability</w:t>
+            </w:r>
+          </w:p>
+        </w:tc>
+        <w:tc>
+          <w:tcPr>
+            <w:tcW w:w="4675" w:type="dxa"/>
+          </w:tcPr>
+          <w:p>
+            <w:pPr>
+              <w:jc w:val="both"/>
+              <w:rPr>
+                <w:lang w:val="en-AU"/>
+              </w:rPr>
+            </w:pPr>
+            <w:r>
+              <w:rPr>
+                <w:lang w:val="en-AU"/>
+              </w:rPr>
+              <w:t>Whether users can understand and use this framework to maintain their cyber resilience</w:t>
+            </w:r>
+          </w:p>
+        </w:tc>
+      </w:tr>
+      <w:tr>
+        <w:tc>
+          <w:tcPr>
+            <w:tcW w:w="4675" w:type="dxa"/>
+          </w:tcPr>
+          <w:p>
+            <w:pPr>
+              <w:jc w:val="both"/>
+              <w:rPr>
+                <w:lang w:val="en-AU"/>
+              </w:rPr>
+            </w:pPr>
+            <w:r>
+              <w:rPr>
+                <w:lang w:val="en-AU"/>
+              </w:rPr>
+              <w:t>Technical barriers</w:t>
+            </w:r>
+          </w:p>
+        </w:tc>
+        <w:tc>
+          <w:tcPr>
+            <w:tcW w:w="4675" w:type="dxa"/>
+          </w:tcPr>
+          <w:p>
+            <w:pPr>
+              <w:jc w:val="both"/>
+              <w:rPr>
+                <w:lang w:val="en-AU"/>
+              </w:rPr>
+            </w:pPr>
+            <w:r>
+              <w:rPr>
+                <w:lang w:val="en-AU"/>
+              </w:rPr>
+              <w:t>Problems with monitoring, usage of ML tools, implementation of the ARISE Framework.</w:t>
+            </w:r>
+          </w:p>
+        </w:tc>
+      </w:tr>
+      <w:tr>
+        <w:tc>
+          <w:tcPr>
+            <w:tcW w:w="4675" w:type="dxa"/>
+          </w:tcPr>
+          <w:p>
+            <w:pPr>
+              <w:jc w:val="both"/>
+              <w:rPr>
+                <w:lang w:val="en-AU"/>
+              </w:rPr>
+            </w:pPr>
+            <w:r>
+              <w:rPr>
+                <w:lang w:val="en-AU"/>
+              </w:rPr>
+              <w:t>Affordability</w:t>
+            </w:r>
+          </w:p>
+        </w:tc>
+        <w:tc>
+          <w:tcPr>
+            <w:tcW w:w="4675" w:type="dxa"/>
+          </w:tcPr>
+          <w:p>
+            <w:pPr>
+              <w:jc w:val="both"/>
+              <w:rPr>
+                <w:lang w:val="en-AU"/>
+              </w:rPr>
+            </w:pPr>
+            <w:r>
+              <w:rPr>
+                <w:lang w:val="en-AU"/>
+              </w:rPr>
+              <w:t>Whether the framework fits SMB budget</w:t>
+            </w:r>
+          </w:p>
+        </w:tc>
+      </w:tr>
+      <w:tr>
+        <w:tc>
+          <w:tcPr>
+            <w:tcW w:w="4675" w:type="dxa"/>
+          </w:tcPr>
+          <w:p>
+            <w:pPr>
+              <w:jc w:val="both"/>
+              <w:rPr>
+                <w:lang w:val="en-AU"/>
+              </w:rPr>
+            </w:pPr>
+            <w:r>
+              <w:rPr>
+                <w:lang w:val="en-AU"/>
+              </w:rPr>
+              <w:t>Improvement</w:t>
+            </w:r>
+          </w:p>
+        </w:tc>
+        <w:tc>
+          <w:tcPr>
+            <w:tcW w:w="4675" w:type="dxa"/>
+          </w:tcPr>
+          <w:p>
+            <w:pPr>
+              <w:jc w:val="both"/>
+              <w:rPr>
+                <w:lang w:val="en-AU"/>
+              </w:rPr>
+            </w:pPr>
+            <w:r>
+              <w:rPr>
+                <w:lang w:val="en-AU"/>
+              </w:rPr>
+              <w:t>Refinement of ARISE Framework phases and documentation</w:t>
+            </w:r>
+          </w:p>
+        </w:tc>
+      </w:tr>
+      <w:tr>
+        <w:tc>
+          <w:tcPr>
+            <w:tcW w:w="4675" w:type="dxa"/>
+          </w:tcPr>
+          <w:p>
+            <w:pPr>
+              <w:jc w:val="both"/>
+              <w:rPr>
+                <w:lang w:val="en-AU"/>
+              </w:rPr>
+            </w:pPr>
+            <w:r>
+              <w:rPr>
+                <w:lang w:val="en-AU"/>
+              </w:rPr>
+              <w:t>Trust and compliance</w:t>
+            </w:r>
+          </w:p>
+        </w:tc>
+        <w:tc>
+          <w:tcPr>
+            <w:tcW w:w="4675" w:type="dxa"/>
+          </w:tcPr>
+          <w:p>
+            <w:pPr>
+              <w:jc w:val="both"/>
+              <w:rPr>
+                <w:lang w:val="en-AU"/>
+              </w:rPr>
+            </w:pPr>
+            <w:r>
+              <w:rPr>
+                <w:lang w:val="en-AU"/>
+              </w:rPr>
+              <w:t>Concerns about privacy, data handling and legal requirements</w:t>
+            </w:r>
+          </w:p>
+        </w:tc>
+      </w:tr>
+    </w:tbl>
+    <w:p>
+      <w:pPr>
+        <w:jc w:val="both"/>
+      </w:pPr>
+    </w:p>
+    <w:p>
+      <w:pPr>
+        <w:ind w:firstLine="720"/>
+        <w:jc w:val="both"/>
+      </w:pPr>
+      <w:r>
+        <w:t>These themes define the general findings, and these findings can be used to refine the ARISE Framework. The themes should not be reported, but they can inform the framework refinement. Following refinement examples can be given  for the ARISE Framework:</w:t>
+      </w:r>
+    </w:p>
+    <w:p>
+      <w:pPr>
+        <w:pStyle w:val="ListParagraph"/>
+        <w:numPr>
+          <w:ilvl w:val="0"/>
+          <w:numId w:val="8"/>
+        </w:numPr>
+        <w:jc w:val="both"/>
+      </w:pPr>
+      <w:r>
+        <w:t xml:space="preserve">If theme = “affordability concern”, revise package or tool recommendation </w:t>
+      </w:r>
+    </w:p>
+    <w:p>
+      <w:pPr>
+        <w:pStyle w:val="ListParagraph"/>
+        <w:numPr>
+          <w:ilvl w:val="0"/>
+          <w:numId w:val="8"/>
+        </w:numPr>
+        <w:jc w:val="both"/>
+      </w:pPr>
+      <w:r>
+        <w:t xml:space="preserve">If theme = “technical complexity”, </w:t>
+      </w:r>
+      <w:r>
+        <w:t>simplify Weka / ML documentation, find affordable basic ML courses for the staff</w:t>
+      </w:r>
+    </w:p>
+    <w:p>
+      <w:pPr>
+        <w:pStyle w:val="ListParagraph"/>
+        <w:numPr>
+          <w:ilvl w:val="0"/>
+          <w:numId w:val="8"/>
+        </w:numPr>
+        <w:jc w:val="both"/>
+      </w:pPr>
+      <w:r>
+        <w:t>If theme = “unclear response process”, create a better, more concise response checklist</w:t>
+      </w:r>
+    </w:p>
+    <w:p>
+      <w:pPr>
+        <w:pStyle w:val="ListParagraph"/>
+        <w:numPr>
+          <w:ilvl w:val="0"/>
+          <w:numId w:val="8"/>
+        </w:numPr>
+        <w:jc w:val="both"/>
+      </w:pPr>
+      <w:r>
+        <w:t>If theme = “privacy concerns”, add compliance and data retention guidelines.</w:t>
+      </w:r>
+    </w:p>
+    <w:p>
+      <w:pPr>
+        <w:jc w:val="both"/>
+      </w:pPr>
+    </w:p>
+    <w:p>
+      <w:pPr>
+        <w:jc w:val="both"/>
+      </w:pPr>
     </w:p>
     <w:p/>
     <w:sectPr>
@@ -3046,6 +4416,119 @@
     </w:lvl>
   </w:abstractNum>
   <w:abstractNum w:abstractNumId="2" w15:restartNumberingAfterBreak="0">
+    <w:nsid w:val="42365AEC"/>
+    <w:multiLevelType w:val="hybridMultilevel"/>
+    <w:tmpl w:val="A5D8DF70"/>
+    <w:lvl w:ilvl="0" w:tplc="04090001">
+      <w:start w:val="1"/>
+      <w:numFmt w:val="bullet"/>
+      <w:lvlText w:val=""/>
+      <w:lvlJc w:val="left"/>
+      <w:pPr>
+        <w:ind w:left="780" w:hanging="360"/>
+      </w:pPr>
+      <w:rPr>
+        <w:rFonts w:ascii="Symbol" w:hAnsi="Symbol" w:hint="default"/>
+      </w:rPr>
+    </w:lvl>
+    <w:lvl w:ilvl="1" w:tplc="04090003" w:tentative="1">
+      <w:start w:val="1"/>
+      <w:numFmt w:val="bullet"/>
+      <w:lvlText w:val="o"/>
+      <w:lvlJc w:val="left"/>
+      <w:pPr>
+        <w:ind w:left="1500" w:hanging="360"/>
+      </w:pPr>
+      <w:rPr>
+        <w:rFonts w:ascii="Courier New" w:hAnsi="Courier New" w:cs="Courier New" w:hint="default"/>
+      </w:rPr>
+    </w:lvl>
+    <w:lvl w:ilvl="2" w:tplc="04090005" w:tentative="1">
+      <w:start w:val="1"/>
+      <w:numFmt w:val="bullet"/>
+      <w:lvlText w:val=""/>
+      <w:lvlJc w:val="left"/>
+      <w:pPr>
+        <w:ind w:left="2220" w:hanging="360"/>
+      </w:pPr>
+      <w:rPr>
+        <w:rFonts w:ascii="Wingdings" w:hAnsi="Wingdings" w:hint="default"/>
+      </w:rPr>
+    </w:lvl>
+    <w:lvl w:ilvl="3" w:tplc="04090001" w:tentative="1">
+      <w:start w:val="1"/>
+      <w:numFmt w:val="bullet"/>
+      <w:lvlText w:val=""/>
+      <w:lvlJc w:val="left"/>
+      <w:pPr>
+        <w:ind w:left="2940" w:hanging="360"/>
+      </w:pPr>
+      <w:rPr>
+        <w:rFonts w:ascii="Symbol" w:hAnsi="Symbol" w:hint="default"/>
+      </w:rPr>
+    </w:lvl>
+    <w:lvl w:ilvl="4" w:tplc="04090003" w:tentative="1">
+      <w:start w:val="1"/>
+      <w:numFmt w:val="bullet"/>
+      <w:lvlText w:val="o"/>
+      <w:lvlJc w:val="left"/>
+      <w:pPr>
+        <w:ind w:left="3660" w:hanging="360"/>
+      </w:pPr>
+      <w:rPr>
+        <w:rFonts w:ascii="Courier New" w:hAnsi="Courier New" w:cs="Courier New" w:hint="default"/>
+      </w:rPr>
+    </w:lvl>
+    <w:lvl w:ilvl="5" w:tplc="04090005" w:tentative="1">
+      <w:start w:val="1"/>
+      <w:numFmt w:val="bullet"/>
+      <w:lvlText w:val=""/>
+      <w:lvlJc w:val="left"/>
+      <w:pPr>
+        <w:ind w:left="4380" w:hanging="360"/>
+      </w:pPr>
+      <w:rPr>
+        <w:rFonts w:ascii="Wingdings" w:hAnsi="Wingdings" w:hint="default"/>
+      </w:rPr>
+    </w:lvl>
+    <w:lvl w:ilvl="6" w:tplc="04090001" w:tentative="1">
+      <w:start w:val="1"/>
+      <w:numFmt w:val="bullet"/>
+      <w:lvlText w:val=""/>
+      <w:lvlJc w:val="left"/>
+      <w:pPr>
+        <w:ind w:left="5100" w:hanging="360"/>
+      </w:pPr>
+      <w:rPr>
+        <w:rFonts w:ascii="Symbol" w:hAnsi="Symbol" w:hint="default"/>
+      </w:rPr>
+    </w:lvl>
+    <w:lvl w:ilvl="7" w:tplc="04090003" w:tentative="1">
+      <w:start w:val="1"/>
+      <w:numFmt w:val="bullet"/>
+      <w:lvlText w:val="o"/>
+      <w:lvlJc w:val="left"/>
+      <w:pPr>
+        <w:ind w:left="5820" w:hanging="360"/>
+      </w:pPr>
+      <w:rPr>
+        <w:rFonts w:ascii="Courier New" w:hAnsi="Courier New" w:cs="Courier New" w:hint="default"/>
+      </w:rPr>
+    </w:lvl>
+    <w:lvl w:ilvl="8" w:tplc="04090005" w:tentative="1">
+      <w:start w:val="1"/>
+      <w:numFmt w:val="bullet"/>
+      <w:lvlText w:val=""/>
+      <w:lvlJc w:val="left"/>
+      <w:pPr>
+        <w:ind w:left="6540" w:hanging="360"/>
+      </w:pPr>
+      <w:rPr>
+        <w:rFonts w:ascii="Wingdings" w:hAnsi="Wingdings" w:hint="default"/>
+      </w:rPr>
+    </w:lvl>
+  </w:abstractNum>
+  <w:abstractNum w:abstractNumId="3" w15:restartNumberingAfterBreak="0">
     <w:nsid w:val="53094722"/>
     <w:multiLevelType w:val="hybridMultilevel"/>
     <w:tmpl w:val="69009B2C"/>
@@ -3158,7 +4641,7 @@
       </w:rPr>
     </w:lvl>
   </w:abstractNum>
-  <w:abstractNum w:abstractNumId="3" w15:restartNumberingAfterBreak="0">
+  <w:abstractNum w:abstractNumId="4" w15:restartNumberingAfterBreak="0">
     <w:nsid w:val="563A263F"/>
     <w:multiLevelType w:val="hybridMultilevel"/>
     <w:tmpl w:val="D49C0ACA"/>
@@ -3271,7 +4754,7 @@
       </w:rPr>
     </w:lvl>
   </w:abstractNum>
-  <w:abstractNum w:abstractNumId="4" w15:restartNumberingAfterBreak="0">
+  <w:abstractNum w:abstractNumId="5" w15:restartNumberingAfterBreak="0">
     <w:nsid w:val="72CF5048"/>
     <w:multiLevelType w:val="multilevel"/>
     <w:tmpl w:val="2F88E39A"/>
@@ -3384,7 +4867,7 @@
       </w:pPr>
     </w:lvl>
   </w:abstractNum>
-  <w:abstractNum w:abstractNumId="5" w15:restartNumberingAfterBreak="0">
+  <w:abstractNum w:abstractNumId="6" w15:restartNumberingAfterBreak="0">
     <w:nsid w:val="799C264F"/>
     <w:multiLevelType w:val="hybridMultilevel"/>
     <w:tmpl w:val="32705B92"/>
@@ -3498,23 +4981,142 @@
       </w:rPr>
     </w:lvl>
   </w:abstractNum>
+  <w:abstractNum w:abstractNumId="7" w15:restartNumberingAfterBreak="0">
+    <w:nsid w:val="7D102F1F"/>
+    <w:multiLevelType w:val="hybridMultilevel"/>
+    <w:tmpl w:val="C39E28DE"/>
+    <w:lvl w:ilvl="0" w:tplc="04090001">
+      <w:start w:val="1"/>
+      <w:numFmt w:val="bullet"/>
+      <w:lvlText w:val=""/>
+      <w:lvlJc w:val="left"/>
+      <w:pPr>
+        <w:ind w:left="1500" w:hanging="360"/>
+      </w:pPr>
+      <w:rPr>
+        <w:rFonts w:ascii="Symbol" w:hAnsi="Symbol" w:hint="default"/>
+      </w:rPr>
+    </w:lvl>
+    <w:lvl w:ilvl="1" w:tplc="04090003" w:tentative="1">
+      <w:start w:val="1"/>
+      <w:numFmt w:val="bullet"/>
+      <w:lvlText w:val="o"/>
+      <w:lvlJc w:val="left"/>
+      <w:pPr>
+        <w:ind w:left="2220" w:hanging="360"/>
+      </w:pPr>
+      <w:rPr>
+        <w:rFonts w:ascii="Courier New" w:hAnsi="Courier New" w:cs="Courier New" w:hint="default"/>
+      </w:rPr>
+    </w:lvl>
+    <w:lvl w:ilvl="2" w:tplc="04090005" w:tentative="1">
+      <w:start w:val="1"/>
+      <w:numFmt w:val="bullet"/>
+      <w:lvlText w:val=""/>
+      <w:lvlJc w:val="left"/>
+      <w:pPr>
+        <w:ind w:left="2940" w:hanging="360"/>
+      </w:pPr>
+      <w:rPr>
+        <w:rFonts w:ascii="Wingdings" w:hAnsi="Wingdings" w:hint="default"/>
+      </w:rPr>
+    </w:lvl>
+    <w:lvl w:ilvl="3" w:tplc="04090001" w:tentative="1">
+      <w:start w:val="1"/>
+      <w:numFmt w:val="bullet"/>
+      <w:lvlText w:val=""/>
+      <w:lvlJc w:val="left"/>
+      <w:pPr>
+        <w:ind w:left="3660" w:hanging="360"/>
+      </w:pPr>
+      <w:rPr>
+        <w:rFonts w:ascii="Symbol" w:hAnsi="Symbol" w:hint="default"/>
+      </w:rPr>
+    </w:lvl>
+    <w:lvl w:ilvl="4" w:tplc="04090003" w:tentative="1">
+      <w:start w:val="1"/>
+      <w:numFmt w:val="bullet"/>
+      <w:lvlText w:val="o"/>
+      <w:lvlJc w:val="left"/>
+      <w:pPr>
+        <w:ind w:left="4380" w:hanging="360"/>
+      </w:pPr>
+      <w:rPr>
+        <w:rFonts w:ascii="Courier New" w:hAnsi="Courier New" w:cs="Courier New" w:hint="default"/>
+      </w:rPr>
+    </w:lvl>
+    <w:lvl w:ilvl="5" w:tplc="04090005" w:tentative="1">
+      <w:start w:val="1"/>
+      <w:numFmt w:val="bullet"/>
+      <w:lvlText w:val=""/>
+      <w:lvlJc w:val="left"/>
+      <w:pPr>
+        <w:ind w:left="5100" w:hanging="360"/>
+      </w:pPr>
+      <w:rPr>
+        <w:rFonts w:ascii="Wingdings" w:hAnsi="Wingdings" w:hint="default"/>
+      </w:rPr>
+    </w:lvl>
+    <w:lvl w:ilvl="6" w:tplc="04090001" w:tentative="1">
+      <w:start w:val="1"/>
+      <w:numFmt w:val="bullet"/>
+      <w:lvlText w:val=""/>
+      <w:lvlJc w:val="left"/>
+      <w:pPr>
+        <w:ind w:left="5820" w:hanging="360"/>
+      </w:pPr>
+      <w:rPr>
+        <w:rFonts w:ascii="Symbol" w:hAnsi="Symbol" w:hint="default"/>
+      </w:rPr>
+    </w:lvl>
+    <w:lvl w:ilvl="7" w:tplc="04090003" w:tentative="1">
+      <w:start w:val="1"/>
+      <w:numFmt w:val="bullet"/>
+      <w:lvlText w:val="o"/>
+      <w:lvlJc w:val="left"/>
+      <w:pPr>
+        <w:ind w:left="6540" w:hanging="360"/>
+      </w:pPr>
+      <w:rPr>
+        <w:rFonts w:ascii="Courier New" w:hAnsi="Courier New" w:cs="Courier New" w:hint="default"/>
+      </w:rPr>
+    </w:lvl>
+    <w:lvl w:ilvl="8" w:tplc="04090005" w:tentative="1">
+      <w:start w:val="1"/>
+      <w:numFmt w:val="bullet"/>
+      <w:lvlText w:val=""/>
+      <w:lvlJc w:val="left"/>
+      <w:pPr>
+        <w:ind w:left="7260" w:hanging="360"/>
+      </w:pPr>
+      <w:rPr>
+        <w:rFonts w:ascii="Wingdings" w:hAnsi="Wingdings" w:hint="default"/>
+      </w:rPr>
+    </w:lvl>
+  </w:abstractNum>
   <w:num w:numId="1" w16cid:durableId="164637387">
+    <w:abstractNumId w:val="6"/>
+  </w:num>
+  <w:num w:numId="2" w16cid:durableId="604963051">
+    <w:abstractNumId w:val="3"/>
+  </w:num>
+  <w:num w:numId="3" w16cid:durableId="849418385">
     <w:abstractNumId w:val="5"/>
   </w:num>
-  <w:num w:numId="2" w16cid:durableId="604963051">
-    <w:abstractNumId w:val="2"/>
-  </w:num>
-  <w:num w:numId="3" w16cid:durableId="849418385">
+  <w:num w:numId="4" w16cid:durableId="333806345">
     <w:abstractNumId w:val="4"/>
-  </w:num>
-  <w:num w:numId="4" w16cid:durableId="333806345">
-    <w:abstractNumId w:val="3"/>
   </w:num>
   <w:num w:numId="5" w16cid:durableId="1581678333">
     <w:abstractNumId w:val="0"/>
   </w:num>
   <w:num w:numId="6" w16cid:durableId="87047315">
     <w:abstractNumId w:val="1"/>
+  </w:num>
+  <w:num w:numId="7" w16cid:durableId="1741251682">
+    <w:abstractNumId w:val="2"/>
+  </w:num>
+  <w:num w:numId="8" w16cid:durableId="933435849">
+    <w:abstractNumId w:val="7"/>
   </w:num>
 </w:numbering>
 </file>
